--- a/downloads/teacher/05 Materials/Unit 02/Slides/Slides 02.05 - Goals and the Five-Step Decision Model.docx
+++ b/downloads/teacher/05 Materials/Unit 02/Slides/Slides 02.05 - Goals and the Five-Step Decision Model.docx
@@ -1239,21 +1239,6 @@
       </w:pPr>
       <w:r>
         <w:t xml:space="preserve">I will hand this back in four weeks and you will write one line on the cover</w:t>
-      </w:r>
-      <w:r>
-        <w:t xml:space="preserve"> </w:t>
-      </w:r>
-      <w:r>
-        <w:t xml:space="preserve">Notes:</w:t>
-      </w:r>
-      <w:r>
-        <w:t xml:space="preserve"> </w:t>
-      </w:r>
-      <w:r>
-        <w:rPr>
-          <w:rStyle w:val="TeacherNote"/>
-        </w:rPr>
-        <w:t xml:space="preserve">[Sal: put the four-week date in your own calendar now.]</w:t>
       </w:r>
     </w:p>
     <w:p>
